--- a/docs/Zycus_Redlining_Agent_Writeup.docx
+++ b/docs/Zycus_Redlining_Agent_Writeup.docx
@@ -50,7 +50,7 @@
           <w:color w:val="4A5668"/>
           <w:sz w:val="18"/>
         </w:rPr>
-        <w:t>FastAPI + React  ·  six-step pipeline  ·  three deterministic tools and three model steps  ·  86 tests  ·  about six seconds per review</w:t>
+        <w:t>FastAPI + React  ·  six-step pipeline  ·  three deterministic tools and three model steps  ·  132 tests  ·  about six seconds per review  ·  PDF and Word upload  ·  Postgres audit trail</w:t>
       </w:r>
     </w:p>
     <w:p>
@@ -677,7 +677,7 @@
       <w:r>
         <w:drawing>
           <wp:inline xmlns:a="http://schemas.openxmlformats.org/drawingml/2006/main" xmlns:pic="http://schemas.openxmlformats.org/drawingml/2006/picture">
-            <wp:extent cx="5852160" cy="878958"/>
+            <wp:extent cx="5852160" cy="3667354"/>
             <wp:docPr id="2" name="Picture 2"/>
             <wp:cNvGraphicFramePr>
               <a:graphicFrameLocks noChangeAspect="1"/>
@@ -686,7 +686,7 @@
               <a:graphicData uri="http://schemas.openxmlformats.org/drawingml/2006/picture">
                 <pic:pic>
                   <pic:nvPicPr>
-                    <pic:cNvPr id="0" name="shot-summary.png"/>
+                    <pic:cNvPr id="0" name="new-shell.png"/>
                     <pic:cNvPicPr/>
                   </pic:nvPicPr>
                   <pic:blipFill>
@@ -698,7 +698,7 @@
                   <pic:spPr>
                     <a:xfrm>
                       <a:off x="0" y="0"/>
-                      <a:ext cx="5852160" cy="878958"/>
+                      <a:ext cx="5852160" cy="3667354"/>
                     </a:xfrm>
                     <a:prstGeom prst="rect"/>
                   </pic:spPr>
@@ -720,7 +720,7 @@
           <w:color w:val="4A5668"/>
           <w:sz w:val="17"/>
         </w:rPr>
-        <w:t>The whole contract in one line, before any scrolling.</w:t>
+        <w:t>The application: playbook and audit trail in the rail, an uploaded PDF read into the editor, and the review summarised with filters.</w:t>
       </w:r>
     </w:p>
     <w:p>
@@ -731,7 +731,7 @@
       <w:r>
         <w:drawing>
           <wp:inline xmlns:a="http://schemas.openxmlformats.org/drawingml/2006/main" xmlns:pic="http://schemas.openxmlformats.org/drawingml/2006/picture">
-            <wp:extent cx="5852160" cy="1973403"/>
+            <wp:extent cx="5852160" cy="2153595"/>
             <wp:docPr id="3" name="Picture 3"/>
             <wp:cNvGraphicFramePr>
               <a:graphicFrameLocks noChangeAspect="1"/>
@@ -740,7 +740,7 @@
               <a:graphicData uri="http://schemas.openxmlformats.org/drawingml/2006/picture">
                 <pic:pic>
                   <pic:nvPicPr>
-                    <pic:cNvPr id="0" name="shot-verified.png"/>
+                    <pic:cNvPr id="0" name="new-verified.png"/>
                     <pic:cNvPicPr/>
                   </pic:nvPicPr>
                   <pic:blipFill>
@@ -752,7 +752,7 @@
                   <pic:spPr>
                     <a:xfrm>
                       <a:off x="0" y="0"/>
-                      <a:ext cx="5852160" cy="1973403"/>
+                      <a:ext cx="5852160" cy="2153595"/>
                     </a:xfrm>
                     <a:prstGeom prst="rect"/>
                   </pic:spPr>
@@ -1732,7 +1732,7 @@
       <w:r>
         <w:drawing>
           <wp:inline xmlns:a="http://schemas.openxmlformats.org/drawingml/2006/main" xmlns:pic="http://schemas.openxmlformats.org/drawingml/2006/picture">
-            <wp:extent cx="5486400" cy="1366284"/>
+            <wp:extent cx="5486400" cy="1541678"/>
             <wp:docPr id="4" name="Picture 4"/>
             <wp:cNvGraphicFramePr>
               <a:graphicFrameLocks noChangeAspect="1"/>
@@ -1741,7 +1741,7 @@
               <a:graphicData uri="http://schemas.openxmlformats.org/drawingml/2006/picture">
                 <pic:pic>
                   <pic:nvPicPr>
-                    <pic:cNvPr id="0" name="shot-flagged.png"/>
+                    <pic:cNvPr id="0" name="new-flagged.png"/>
                     <pic:cNvPicPr/>
                   </pic:nvPicPr>
                   <pic:blipFill>
@@ -1753,7 +1753,7 @@
                   <pic:spPr>
                     <a:xfrm>
                       <a:off x="0" y="0"/>
-                      <a:ext cx="5486400" cy="1366284"/>
+                      <a:ext cx="5486400" cy="1541678"/>
                     </a:xfrm>
                     <a:prstGeom prst="rect"/>
                   </pic:spPr>
@@ -2413,7 +2413,7 @@
           <w:color w:val="16202E"/>
           <w:sz w:val="21"/>
         </w:rPr>
-        <w:t>All seven planted breaches are caught and attributed, the two clean clauses draw no false flags, and the suite runs 86 tests of which 66 need no API key at all.</w:t>
+        <w:t>All seven planted breaches are caught and attributed, the two clean clauses draw no false flags, and the suite runs 132 tests of which 96 need no API key at all.</w:t>
       </w:r>
     </w:p>
     <w:p>
